--- a/.docu/Algoritmes per trobar una ruta òptima/Workflow.docx
+++ b/.docu/Algoritmes per trobar una ruta òptima/Workflow.docx
@@ -17,7 +17,235 @@
         <w:rPr>
           <w:rFonts w:ascii="Arial" w:hAnsi="Arial" w:cs="Arial"/>
         </w:rPr>
-        <w:t>Veig que el Dijkstra té una proporcio molt baixa</w:t>
+        <w:t>Cons</w:t>
+      </w:r>
+      <w:r>
+        <w:rPr>
+          <w:rFonts w:ascii="Arial" w:hAnsi="Arial" w:cs="Arial"/>
+        </w:rPr>
+        <w:t>trueixo Dijkstra</w:t>
+      </w:r>
+    </w:p>
+    <w:p>
+      <w:pPr>
+        <w:pStyle w:val="ListParagraph"/>
+        <w:numPr>
+          <w:ilvl w:val="0"/>
+          <w:numId w:val="1"/>
+        </w:numPr>
+        <w:rPr>
+          <w:rFonts w:ascii="Arial" w:hAnsi="Arial" w:cs="Arial"/>
+        </w:rPr>
+      </w:pPr>
+      <w:r>
+        <w:rPr>
+          <w:rFonts w:ascii="Arial" w:hAnsi="Arial" w:cs="Arial"/>
+        </w:rPr>
+        <w:t>Faig alguns exemples per entendre’l</w:t>
+      </w:r>
+    </w:p>
+    <w:p>
+      <w:pPr>
+        <w:pStyle w:val="ListParagraph"/>
+        <w:numPr>
+          <w:ilvl w:val="0"/>
+          <w:numId w:val="1"/>
+        </w:numPr>
+        <w:rPr>
+          <w:rFonts w:ascii="Arial" w:hAnsi="Arial" w:cs="Arial"/>
+        </w:rPr>
+      </w:pPr>
+      <w:r>
+        <w:rPr>
+          <w:rFonts w:ascii="Arial" w:hAnsi="Arial" w:cs="Arial"/>
+        </w:rPr>
+        <w:t>L’aplico al graf real</w:t>
+      </w:r>
+    </w:p>
+    <w:p>
+      <w:pPr>
+        <w:pStyle w:val="ListParagraph"/>
+        <w:numPr>
+          <w:ilvl w:val="0"/>
+          <w:numId w:val="1"/>
+        </w:numPr>
+        <w:rPr>
+          <w:rFonts w:ascii="Arial" w:hAnsi="Arial" w:cs="Arial"/>
+        </w:rPr>
+      </w:pPr>
+      <w:r>
+        <w:rPr>
+          <w:rFonts w:ascii="Arial" w:hAnsi="Arial" w:cs="Arial"/>
+        </w:rPr>
+        <w:t>Vull saber si és suficientment bo en el meu graf. Per això necessito una comparació vàlida</w:t>
+      </w:r>
+    </w:p>
+    <w:p>
+      <w:pPr>
+        <w:pStyle w:val="ListParagraph"/>
+        <w:numPr>
+          <w:ilvl w:val="0"/>
+          <w:numId w:val="1"/>
+        </w:numPr>
+        <w:rPr>
+          <w:rFonts w:ascii="Arial" w:hAnsi="Arial" w:cs="Arial"/>
+        </w:rPr>
+      </w:pPr>
+      <w:r>
+        <w:rPr>
+          <w:rFonts w:ascii="Arial" w:hAnsi="Arial" w:cs="Arial"/>
+        </w:rPr>
+        <w:t>Construeixo A*</w:t>
+      </w:r>
+    </w:p>
+    <w:p>
+      <w:pPr>
+        <w:pStyle w:val="ListParagraph"/>
+        <w:numPr>
+          <w:ilvl w:val="0"/>
+          <w:numId w:val="1"/>
+        </w:numPr>
+        <w:rPr>
+          <w:rFonts w:ascii="Arial" w:hAnsi="Arial" w:cs="Arial"/>
+        </w:rPr>
+      </w:pPr>
+      <w:r>
+        <w:rPr>
+          <w:rFonts w:ascii="Arial" w:hAnsi="Arial" w:cs="Arial"/>
+        </w:rPr>
+        <w:t>Faig un exemple per entendre’l</w:t>
+      </w:r>
+    </w:p>
+    <w:p>
+      <w:pPr>
+        <w:pStyle w:val="ListParagraph"/>
+        <w:numPr>
+          <w:ilvl w:val="0"/>
+          <w:numId w:val="1"/>
+        </w:numPr>
+        <w:rPr>
+          <w:rFonts w:ascii="Arial" w:hAnsi="Arial" w:cs="Arial"/>
+        </w:rPr>
+      </w:pPr>
+      <w:r>
+        <w:rPr>
+          <w:rFonts w:ascii="Arial" w:hAnsi="Arial" w:cs="Arial"/>
+        </w:rPr>
+        <w:t>Construeixo A* amb h_cheat</w:t>
+      </w:r>
+    </w:p>
+    <w:p>
+      <w:pPr>
+        <w:pStyle w:val="ListParagraph"/>
+        <w:numPr>
+          <w:ilvl w:val="0"/>
+          <w:numId w:val="1"/>
+        </w:numPr>
+        <w:rPr>
+          <w:rFonts w:ascii="Arial" w:hAnsi="Arial" w:cs="Arial"/>
+        </w:rPr>
+      </w:pPr>
+      <w:r>
+        <w:rPr>
+          <w:rFonts w:ascii="Arial" w:hAnsi="Arial" w:cs="Arial"/>
+        </w:rPr>
+        <w:t>L’aplico al mateix graf</w:t>
+      </w:r>
+    </w:p>
+    <w:p>
+      <w:pPr>
+        <w:pStyle w:val="ListParagraph"/>
+        <w:numPr>
+          <w:ilvl w:val="0"/>
+          <w:numId w:val="1"/>
+        </w:numPr>
+        <w:rPr>
+          <w:rFonts w:ascii="Arial" w:hAnsi="Arial" w:cs="Arial"/>
+        </w:rPr>
+      </w:pPr>
+      <w:r>
+        <w:rPr>
+          <w:rFonts w:ascii="Arial" w:hAnsi="Arial" w:cs="Arial"/>
+        </w:rPr>
+        <w:t>Faig els reports a ‘</w:t>
+      </w:r>
+      <w:r>
+        <w:rPr>
+          <w:rFonts w:ascii="Arial" w:hAnsi="Arial" w:cs="Arial"/>
+        </w:rPr>
+        <w:t>routing_algorithms/reports</w:t>
+      </w:r>
+      <w:r>
+        <w:rPr>
+          <w:rFonts w:ascii="Arial" w:hAnsi="Arial" w:cs="Arial"/>
+        </w:rPr>
+        <w:t>’</w:t>
+      </w:r>
+    </w:p>
+    <w:p>
+      <w:pPr>
+        <w:pStyle w:val="ListParagraph"/>
+        <w:numPr>
+          <w:ilvl w:val="0"/>
+          <w:numId w:val="1"/>
+        </w:numPr>
+        <w:rPr>
+          <w:rFonts w:ascii="Arial" w:hAnsi="Arial" w:cs="Arial"/>
+        </w:rPr>
+      </w:pPr>
+      <w:r>
+        <w:rPr>
+          <w:rFonts w:ascii="Arial" w:hAnsi="Arial" w:cs="Arial"/>
+        </w:rPr>
+        <w:t xml:space="preserve">Comprovo primer que estan ben fets </w:t>
+      </w:r>
+      <w:r>
+        <w:rPr>
+          <w:rFonts w:ascii="Arial" w:hAnsi="Arial" w:cs="Arial"/>
+        </w:rPr>
+        <w:t xml:space="preserve">(és a dir, que els dos troben els mateixos optimum weights en cada ruta independentment del nombre d’iteracions) </w:t>
+      </w:r>
+      <w:r>
+        <w:rPr>
+          <w:rFonts w:ascii="Arial" w:hAnsi="Arial" w:cs="Arial"/>
+        </w:rPr>
+        <w:t>amb ‘</w:t>
+      </w:r>
+      <w:r>
+        <w:rPr>
+          <w:rFonts w:ascii="Arial" w:hAnsi="Arial" w:cs="Arial"/>
+        </w:rPr>
+        <w:t>routing_algorithms/reports/optimum_weight_check.py</w:t>
+      </w:r>
+      <w:r>
+        <w:rPr>
+          <w:rFonts w:ascii="Arial" w:hAnsi="Arial" w:cs="Arial"/>
+        </w:rPr>
+        <w:t>’</w:t>
+      </w:r>
+    </w:p>
+    <w:p>
+      <w:pPr>
+        <w:pStyle w:val="ListParagraph"/>
+        <w:numPr>
+          <w:ilvl w:val="0"/>
+          <w:numId w:val="1"/>
+        </w:numPr>
+        <w:rPr>
+          <w:rFonts w:ascii="Arial" w:hAnsi="Arial" w:cs="Arial"/>
+        </w:rPr>
+      </w:pPr>
+      <w:r>
+        <w:rPr>
+          <w:rFonts w:ascii="Arial" w:hAnsi="Arial" w:cs="Arial"/>
+        </w:rPr>
+        <w:t xml:space="preserve">Comparo les seves mitjanes (encara que teòricament ja es pot saber la de l’A* amb h_cheat) i veig que sí hi ha molt marge de millora per construïr una heurística perquè </w:t>
+      </w:r>
+      <w:r>
+        <w:rPr>
+          <w:rFonts w:ascii="Arial" w:hAnsi="Arial" w:cs="Arial"/>
+        </w:rPr>
+        <w:t>el Dijkstra té una proporcio molt baixa</w:t>
       </w:r>
     </w:p>
     <w:p>
@@ -36,6 +264,228 @@
           <w:rFonts w:ascii="Arial" w:hAnsi="Arial" w:cs="Arial"/>
         </w:rPr>
         <w:t>Construeixo A* amb h_geo i millora per dos aquesta mètrica</w:t>
+      </w:r>
+    </w:p>
+    <w:p>
+      <w:pPr>
+        <w:pStyle w:val="ListParagraph"/>
+        <w:numPr>
+          <w:ilvl w:val="0"/>
+          <w:numId w:val="1"/>
+        </w:numPr>
+        <w:rPr>
+          <w:rFonts w:ascii="Arial" w:hAnsi="Arial" w:cs="Arial"/>
+        </w:rPr>
+      </w:pPr>
+      <w:r>
+        <w:rPr>
+          <w:rFonts w:ascii="Arial" w:hAnsi="Arial" w:cs="Arial"/>
+        </w:rPr>
+        <w:t>L’aplico al graf real</w:t>
+      </w:r>
+    </w:p>
+    <w:p>
+      <w:pPr>
+        <w:pStyle w:val="ListParagraph"/>
+        <w:numPr>
+          <w:ilvl w:val="0"/>
+          <w:numId w:val="1"/>
+        </w:numPr>
+        <w:rPr>
+          <w:rFonts w:ascii="Arial" w:hAnsi="Arial" w:cs="Arial"/>
+        </w:rPr>
+      </w:pPr>
+      <w:r>
+        <w:rPr>
+          <w:rFonts w:ascii="Arial" w:hAnsi="Arial" w:cs="Arial"/>
+        </w:rPr>
+        <w:t>Faig el seu report amb ‘</w:t>
+      </w:r>
+      <w:r>
+        <w:rPr>
+          <w:rFonts w:ascii="Arial" w:hAnsi="Arial" w:cs="Arial"/>
+        </w:rPr>
+        <w:t>routing_algorithms/reports/a_star_report.py</w:t>
+      </w:r>
+      <w:r>
+        <w:rPr>
+          <w:rFonts w:ascii="Arial" w:hAnsi="Arial" w:cs="Arial"/>
+        </w:rPr>
+        <w:t>’</w:t>
+      </w:r>
+    </w:p>
+    <w:p>
+      <w:pPr>
+        <w:pStyle w:val="ListParagraph"/>
+        <w:numPr>
+          <w:ilvl w:val="0"/>
+          <w:numId w:val="1"/>
+        </w:numPr>
+        <w:rPr>
+          <w:rFonts w:ascii="Arial" w:hAnsi="Arial" w:cs="Arial"/>
+        </w:rPr>
+      </w:pPr>
+      <w:r>
+        <w:rPr>
+          <w:rFonts w:ascii="Arial" w:hAnsi="Arial" w:cs="Arial"/>
+        </w:rPr>
+        <w:t xml:space="preserve">Torno a comprovar amb </w:t>
+      </w:r>
+      <w:r>
+        <w:rPr>
+          <w:rFonts w:ascii="Arial" w:hAnsi="Arial" w:cs="Arial"/>
+        </w:rPr>
+        <w:t>‘</w:t>
+      </w:r>
+      <w:r>
+        <w:rPr>
+          <w:rFonts w:ascii="Arial" w:hAnsi="Arial" w:cs="Arial"/>
+        </w:rPr>
+        <w:t>routing_algorithms/reports/optimum_weight_check.py</w:t>
+      </w:r>
+      <w:r>
+        <w:rPr>
+          <w:rFonts w:ascii="Arial" w:hAnsi="Arial" w:cs="Arial"/>
+        </w:rPr>
+        <w:t>’</w:t>
+      </w:r>
+      <w:r>
+        <w:rPr>
+          <w:rFonts w:ascii="Arial" w:hAnsi="Arial" w:cs="Arial"/>
+        </w:rPr>
+        <w:t xml:space="preserve"> que dona els optimum weights correctes</w:t>
+      </w:r>
+    </w:p>
+    <w:p>
+      <w:pPr>
+        <w:pStyle w:val="ListParagraph"/>
+        <w:numPr>
+          <w:ilvl w:val="0"/>
+          <w:numId w:val="1"/>
+        </w:numPr>
+        <w:rPr>
+          <w:rFonts w:ascii="Arial" w:hAnsi="Arial" w:cs="Arial"/>
+        </w:rPr>
+      </w:pPr>
+      <w:r>
+        <w:rPr>
+          <w:rFonts w:ascii="Arial" w:hAnsi="Arial" w:cs="Arial"/>
+        </w:rPr>
+        <w:t>Veig que la mitjana és millor que la del Dijkstra però que encara hi ha molt marge de millora</w:t>
+      </w:r>
+    </w:p>
+    <w:p>
+      <w:pPr>
+        <w:pStyle w:val="ListParagraph"/>
+        <w:numPr>
+          <w:ilvl w:val="0"/>
+          <w:numId w:val="1"/>
+        </w:numPr>
+        <w:rPr>
+          <w:rFonts w:ascii="Arial" w:hAnsi="Arial" w:cs="Arial"/>
+        </w:rPr>
+      </w:pPr>
+      <w:r>
+        <w:rPr>
+          <w:rFonts w:ascii="Arial" w:hAnsi="Arial" w:cs="Arial"/>
+        </w:rPr>
+        <w:t>Per millorar-la, em centro en el graf i intento veure les seves característiques pròpies</w:t>
+      </w:r>
+    </w:p>
+    <w:p>
+      <w:pPr>
+        <w:pStyle w:val="ListParagraph"/>
+        <w:numPr>
+          <w:ilvl w:val="0"/>
+          <w:numId w:val="1"/>
+        </w:numPr>
+        <w:rPr>
+          <w:rFonts w:ascii="Arial" w:hAnsi="Arial" w:cs="Arial"/>
+        </w:rPr>
+      </w:pPr>
+      <w:r>
+        <w:rPr>
+          <w:rFonts w:ascii="Arial" w:hAnsi="Arial" w:cs="Arial"/>
+        </w:rPr>
+        <w:t>Construeixo ‘</w:t>
+      </w:r>
+      <w:r>
+        <w:rPr>
+          <w:rFonts w:ascii="Arial" w:hAnsi="Arial" w:cs="Arial"/>
+        </w:rPr>
+        <w:t>routing_algorithms/barcelona_divison.py</w:t>
+      </w:r>
+      <w:r>
+        <w:rPr>
+          <w:rFonts w:ascii="Arial" w:hAnsi="Arial" w:cs="Arial"/>
+        </w:rPr>
+        <w:t>’</w:t>
+      </w:r>
+    </w:p>
+    <w:p>
+      <w:pPr>
+        <w:pStyle w:val="ListParagraph"/>
+        <w:numPr>
+          <w:ilvl w:val="0"/>
+          <w:numId w:val="1"/>
+        </w:numPr>
+        <w:rPr>
+          <w:rFonts w:ascii="Arial" w:hAnsi="Arial" w:cs="Arial"/>
+        </w:rPr>
+      </w:pPr>
+      <w:r>
+        <w:rPr>
+          <w:rFonts w:ascii="Arial" w:hAnsi="Arial" w:cs="Arial"/>
+        </w:rPr>
+        <w:t>Penso diferents casos amb els què ens podem trobar: CC, CB, BC, SB, DB</w:t>
+      </w:r>
+    </w:p>
+    <w:p>
+      <w:pPr>
+        <w:pStyle w:val="ListParagraph"/>
+        <w:numPr>
+          <w:ilvl w:val="0"/>
+          <w:numId w:val="1"/>
+        </w:numPr>
+        <w:rPr>
+          <w:rFonts w:ascii="Arial" w:hAnsi="Arial" w:cs="Arial"/>
+        </w:rPr>
+      </w:pPr>
+      <w:r>
+        <w:rPr>
+          <w:rFonts w:ascii="Arial" w:hAnsi="Arial" w:cs="Arial"/>
+        </w:rPr>
+        <w:t>Divideixo les mètriques dels algoritmes segons aquests casos en ‘</w:t>
+      </w:r>
+      <w:r>
+        <w:rPr>
+          <w:rFonts w:ascii="Arial" w:hAnsi="Arial" w:cs="Arial"/>
+        </w:rPr>
+        <w:t>routing_algorithms/analysis/algorithms_comparison.py</w:t>
+      </w:r>
+      <w:r>
+        <w:rPr>
+          <w:rFonts w:ascii="Arial" w:hAnsi="Arial" w:cs="Arial"/>
+        </w:rPr>
+        <w:t>’ i veig empíricament la importància dels diferents casos</w:t>
+      </w:r>
+    </w:p>
+    <w:p>
+      <w:pPr>
+        <w:pStyle w:val="ListParagraph"/>
+        <w:numPr>
+          <w:ilvl w:val="0"/>
+          <w:numId w:val="1"/>
+        </w:numPr>
+        <w:rPr>
+          <w:rFonts w:ascii="Arial" w:hAnsi="Arial" w:cs="Arial"/>
+        </w:rPr>
+      </w:pPr>
+      <w:r>
+        <w:rPr>
+          <w:rFonts w:ascii="Arial" w:hAnsi="Arial" w:cs="Arial"/>
+        </w:rPr>
+        <w:t xml:space="preserve">Partint d’aquesta intuïció, construeixo una nova h_bcn </w:t>
       </w:r>
     </w:p>
     <w:sectPr>

--- a/.docu/Algoritmes per trobar una ruta òptima/Workflow.docx
+++ b/.docu/Algoritmes per trobar una ruta òptima/Workflow.docx
@@ -4,6 +4,30 @@
   <w:body>
     <w:p>
       <w:pPr>
+        <w:ind w:left="720" w:hanging="360"/>
+        <w:rPr>
+          <w:rFonts w:ascii="Arial" w:hAnsi="Arial" w:cs="Arial"/>
+          <w:b/>
+          <w:bCs/>
+          <w:sz w:val="28"/>
+          <w:szCs w:val="28"/>
+          <w:u w:val="single"/>
+        </w:rPr>
+      </w:pPr>
+      <w:r>
+        <w:rPr>
+          <w:rFonts w:ascii="Arial" w:hAnsi="Arial" w:cs="Arial"/>
+          <w:b/>
+          <w:bCs/>
+          <w:sz w:val="28"/>
+          <w:szCs w:val="28"/>
+          <w:u w:val="single"/>
+        </w:rPr>
+        <w:t>Worklfow i storytelling</w:t>
+      </w:r>
+    </w:p>
+    <w:p>
+      <w:pPr>
         <w:pStyle w:val="ListParagraph"/>
         <w:numPr>
           <w:ilvl w:val="0"/>
@@ -79,6 +103,12 @@
         </w:rPr>
         <w:t>Vull saber si és suficientment bo en el meu graf. Per això necessito una comparació vàlida</w:t>
       </w:r>
+      <w:r>
+        <w:rPr>
+          <w:rFonts w:ascii="Arial" w:hAnsi="Arial" w:cs="Arial"/>
+        </w:rPr>
+        <w:t xml:space="preserve"> (ja sabem que el benchmark és 1, però ho construïm igualment perquè ens servirà per més tard)</w:t>
+      </w:r>
     </w:p>
     <w:p>
       <w:pPr>
@@ -181,6 +211,30 @@
         </w:rPr>
         <w:t>’</w:t>
       </w:r>
+      <w:r>
+        <w:rPr>
+          <w:rFonts w:ascii="Arial" w:hAnsi="Arial" w:cs="Arial"/>
+        </w:rPr>
+        <w:t xml:space="preserve"> </w:t>
+      </w:r>
+      <w:r>
+        <w:rPr>
+          <w:rFonts w:ascii="Arial" w:hAnsi="Arial" w:cs="Arial"/>
+        </w:rPr>
+        <w:sym w:font="Wingdings" w:char="F0DF"/>
+      </w:r>
+      <w:r>
+        <w:rPr>
+          <w:rFonts w:ascii="Arial" w:hAnsi="Arial" w:cs="Arial"/>
+        </w:rPr>
+        <w:t xml:space="preserve"> explicar </w:t>
+      </w:r>
+      <w:r>
+        <w:rPr>
+          <w:rFonts w:ascii="Arial" w:hAnsi="Arial" w:cs="Arial"/>
+        </w:rPr>
+        <w:t>que és el que mesurem i per què</w:t>
+      </w:r>
     </w:p>
     <w:p>
       <w:pPr>
@@ -263,7 +317,7 @@
         <w:rPr>
           <w:rFonts w:ascii="Arial" w:hAnsi="Arial" w:cs="Arial"/>
         </w:rPr>
-        <w:t>Construeixo A* amb h_geo i millora per dos aquesta mètrica</w:t>
+        <w:t xml:space="preserve">Construeixo A* amb h_geo </w:t>
       </w:r>
     </w:p>
     <w:p>
@@ -329,13 +383,7 @@
         <w:rPr>
           <w:rFonts w:ascii="Arial" w:hAnsi="Arial" w:cs="Arial"/>
         </w:rPr>
-        <w:t xml:space="preserve">Torno a comprovar amb </w:t>
-      </w:r>
-      <w:r>
-        <w:rPr>
-          <w:rFonts w:ascii="Arial" w:hAnsi="Arial" w:cs="Arial"/>
-        </w:rPr>
-        <w:t>‘</w:t>
+        <w:t>Torno a comprovar amb ‘</w:t>
       </w:r>
       <w:r>
         <w:rPr>
@@ -347,73 +395,302 @@
         <w:rPr>
           <w:rFonts w:ascii="Arial" w:hAnsi="Arial" w:cs="Arial"/>
         </w:rPr>
+        <w:t>’ que dona els optimum weights correctes</w:t>
+      </w:r>
+    </w:p>
+    <w:p>
+      <w:pPr>
+        <w:pStyle w:val="ListParagraph"/>
+        <w:numPr>
+          <w:ilvl w:val="0"/>
+          <w:numId w:val="1"/>
+        </w:numPr>
+        <w:rPr>
+          <w:rFonts w:ascii="Arial" w:hAnsi="Arial" w:cs="Arial"/>
+        </w:rPr>
+      </w:pPr>
+      <w:r>
+        <w:rPr>
+          <w:rFonts w:ascii="Arial" w:hAnsi="Arial" w:cs="Arial"/>
+        </w:rPr>
+        <w:t>Veig que la mitjana és millor que la del Dijkstra però que encara hi ha molt marge de millora</w:t>
+      </w:r>
+      <w:r>
+        <w:rPr>
+          <w:rFonts w:ascii="Arial" w:hAnsi="Arial" w:cs="Arial"/>
+        </w:rPr>
+        <w:t xml:space="preserve"> (</w:t>
+      </w:r>
+      <w:r>
+        <w:rPr>
+          <w:rFonts w:ascii="Arial" w:hAnsi="Arial" w:cs="Arial"/>
+        </w:rPr>
+        <w:t>millora per dos aquesta mètrica</w:t>
+      </w:r>
+      <w:r>
+        <w:rPr>
+          <w:rFonts w:ascii="Arial" w:hAnsi="Arial" w:cs="Arial"/>
+        </w:rPr>
+        <w:t>)</w:t>
+      </w:r>
+    </w:p>
+    <w:p>
+      <w:pPr>
+        <w:pStyle w:val="ListParagraph"/>
+        <w:numPr>
+          <w:ilvl w:val="0"/>
+          <w:numId w:val="1"/>
+        </w:numPr>
+        <w:rPr>
+          <w:rFonts w:ascii="Arial" w:hAnsi="Arial" w:cs="Arial"/>
+        </w:rPr>
+      </w:pPr>
+      <w:r>
+        <w:rPr>
+          <w:rFonts w:ascii="Arial" w:hAnsi="Arial" w:cs="Arial"/>
+        </w:rPr>
+        <w:t>Per millorar-la, em centro en el graf i intento veure les seves característiques pròpies</w:t>
+      </w:r>
+    </w:p>
+    <w:p>
+      <w:pPr>
+        <w:pStyle w:val="ListParagraph"/>
+        <w:numPr>
+          <w:ilvl w:val="0"/>
+          <w:numId w:val="1"/>
+        </w:numPr>
+        <w:rPr>
+          <w:rFonts w:ascii="Arial" w:hAnsi="Arial" w:cs="Arial"/>
+        </w:rPr>
+      </w:pPr>
+      <w:r>
+        <w:rPr>
+          <w:rFonts w:ascii="Arial" w:hAnsi="Arial" w:cs="Arial"/>
+        </w:rPr>
+        <w:t>Construeixo ‘</w:t>
+      </w:r>
+      <w:r>
+        <w:rPr>
+          <w:rFonts w:ascii="Arial" w:hAnsi="Arial" w:cs="Arial"/>
+        </w:rPr>
+        <w:t>routing_algorithms/barcelona_divison.py</w:t>
+      </w:r>
+      <w:r>
+        <w:rPr>
+          <w:rFonts w:ascii="Arial" w:hAnsi="Arial" w:cs="Arial"/>
+        </w:rPr>
         <w:t>’</w:t>
       </w:r>
-      <w:r>
-        <w:rPr>
-          <w:rFonts w:ascii="Arial" w:hAnsi="Arial" w:cs="Arial"/>
-        </w:rPr>
-        <w:t xml:space="preserve"> que dona els optimum weights correctes</w:t>
-      </w:r>
-    </w:p>
-    <w:p>
-      <w:pPr>
-        <w:pStyle w:val="ListParagraph"/>
-        <w:numPr>
-          <w:ilvl w:val="0"/>
-          <w:numId w:val="1"/>
-        </w:numPr>
-        <w:rPr>
-          <w:rFonts w:ascii="Arial" w:hAnsi="Arial" w:cs="Arial"/>
-        </w:rPr>
-      </w:pPr>
-      <w:r>
-        <w:rPr>
-          <w:rFonts w:ascii="Arial" w:hAnsi="Arial" w:cs="Arial"/>
-        </w:rPr>
-        <w:t>Veig que la mitjana és millor que la del Dijkstra però que encara hi ha molt marge de millora</w:t>
-      </w:r>
-    </w:p>
-    <w:p>
-      <w:pPr>
-        <w:pStyle w:val="ListParagraph"/>
-        <w:numPr>
-          <w:ilvl w:val="0"/>
-          <w:numId w:val="1"/>
-        </w:numPr>
-        <w:rPr>
-          <w:rFonts w:ascii="Arial" w:hAnsi="Arial" w:cs="Arial"/>
-        </w:rPr>
-      </w:pPr>
-      <w:r>
-        <w:rPr>
-          <w:rFonts w:ascii="Arial" w:hAnsi="Arial" w:cs="Arial"/>
-        </w:rPr>
-        <w:t>Per millorar-la, em centro en el graf i intento veure les seves característiques pròpies</w:t>
-      </w:r>
-    </w:p>
-    <w:p>
-      <w:pPr>
-        <w:pStyle w:val="ListParagraph"/>
-        <w:numPr>
-          <w:ilvl w:val="0"/>
-          <w:numId w:val="1"/>
-        </w:numPr>
-        <w:rPr>
-          <w:rFonts w:ascii="Arial" w:hAnsi="Arial" w:cs="Arial"/>
-        </w:rPr>
-      </w:pPr>
-      <w:r>
-        <w:rPr>
-          <w:rFonts w:ascii="Arial" w:hAnsi="Arial" w:cs="Arial"/>
-        </w:rPr>
-        <w:t>Construeixo ‘</w:t>
-      </w:r>
-      <w:r>
-        <w:rPr>
-          <w:rFonts w:ascii="Arial" w:hAnsi="Arial" w:cs="Arial"/>
-        </w:rPr>
-        <w:t>routing_algorithms/barcelona_divison.py</w:t>
+    </w:p>
+    <w:p>
+      <w:pPr>
+        <w:pStyle w:val="ListParagraph"/>
+        <w:numPr>
+          <w:ilvl w:val="0"/>
+          <w:numId w:val="1"/>
+        </w:numPr>
+        <w:rPr>
+          <w:rFonts w:ascii="Arial" w:hAnsi="Arial" w:cs="Arial"/>
+        </w:rPr>
+      </w:pPr>
+      <w:r>
+        <w:rPr>
+          <w:rFonts w:ascii="Arial" w:hAnsi="Arial" w:cs="Arial"/>
+        </w:rPr>
+        <w:t>Penso diferents casos amb els què ens podem trobar: CC, CB, BC, SB, DB</w:t>
+      </w:r>
+    </w:p>
+    <w:p>
+      <w:pPr>
+        <w:pStyle w:val="ListParagraph"/>
+        <w:numPr>
+          <w:ilvl w:val="0"/>
+          <w:numId w:val="1"/>
+        </w:numPr>
+        <w:rPr>
+          <w:rFonts w:ascii="Arial" w:hAnsi="Arial" w:cs="Arial"/>
+        </w:rPr>
+      </w:pPr>
+      <w:r>
+        <w:rPr>
+          <w:rFonts w:ascii="Arial" w:hAnsi="Arial" w:cs="Arial"/>
+        </w:rPr>
+        <w:t>Divideixo les mètriques dels algoritmes segons aquests casos en ‘</w:t>
+      </w:r>
+      <w:r>
+        <w:rPr>
+          <w:rFonts w:ascii="Arial" w:hAnsi="Arial" w:cs="Arial"/>
+        </w:rPr>
+        <w:t>routing_algorithms/analysis/algorithms_comparison.py</w:t>
+      </w:r>
+      <w:r>
+        <w:rPr>
+          <w:rFonts w:ascii="Arial" w:hAnsi="Arial" w:cs="Arial"/>
+        </w:rPr>
+        <w:t>’ i veig empíricament la importància dels diferents casos</w:t>
+      </w:r>
+    </w:p>
+    <w:p>
+      <w:pPr>
+        <w:pStyle w:val="ListParagraph"/>
+        <w:numPr>
+          <w:ilvl w:val="0"/>
+          <w:numId w:val="1"/>
+        </w:numPr>
+        <w:rPr>
+          <w:rFonts w:ascii="Arial" w:hAnsi="Arial" w:cs="Arial"/>
+        </w:rPr>
+      </w:pPr>
+      <w:r>
+        <w:rPr>
+          <w:rFonts w:ascii="Arial" w:hAnsi="Arial" w:cs="Arial"/>
+        </w:rPr>
+        <w:t xml:space="preserve">Partint d’aquesta intuïció, construeixo una nova h_bcn </w:t>
+      </w:r>
+    </w:p>
+    <w:p>
+      <w:pPr>
+        <w:pStyle w:val="ListParagraph"/>
+        <w:numPr>
+          <w:ilvl w:val="0"/>
+          <w:numId w:val="1"/>
+        </w:numPr>
+        <w:rPr>
+          <w:rFonts w:ascii="Arial" w:hAnsi="Arial" w:cs="Arial"/>
+        </w:rPr>
+      </w:pPr>
+      <w:r>
+        <w:rPr>
+          <w:rFonts w:ascii="Arial" w:hAnsi="Arial" w:cs="Arial"/>
+        </w:rPr>
+        <w:t>Torno a fer tot el procés (aplicar-la al graf real, fer el seu report i comprovo que els optimum weights són els mateixos)</w:t>
+      </w:r>
+    </w:p>
+    <w:p>
+      <w:pPr>
+        <w:pStyle w:val="ListParagraph"/>
+        <w:numPr>
+          <w:ilvl w:val="0"/>
+          <w:numId w:val="1"/>
+        </w:numPr>
+        <w:rPr>
+          <w:rFonts w:ascii="Arial" w:hAnsi="Arial" w:cs="Arial"/>
+        </w:rPr>
+      </w:pPr>
+      <w:r>
+        <w:rPr>
+          <w:rFonts w:ascii="Arial" w:hAnsi="Arial" w:cs="Arial"/>
+        </w:rPr>
+        <w:t xml:space="preserve">Faig la comparació amb Dijkstra, A* amb h_geo i A* amb h_cheat segons els casos de les regions </w:t>
+      </w:r>
+      <w:r>
+        <w:rPr>
+          <w:rFonts w:ascii="Arial" w:hAnsi="Arial" w:cs="Arial"/>
+        </w:rPr>
+        <w:sym w:font="Wingdings" w:char="F0E0"/>
+      </w:r>
+      <w:r>
+        <w:rPr>
+          <w:rFonts w:ascii="Arial" w:hAnsi="Arial" w:cs="Arial"/>
+        </w:rPr>
+        <w:t xml:space="preserve"> REF full_graph comparision</w:t>
+      </w:r>
+    </w:p>
+    <w:p>
+      <w:pPr>
+        <w:pStyle w:val="ListParagraph"/>
+        <w:numPr>
+          <w:ilvl w:val="0"/>
+          <w:numId w:val="1"/>
+        </w:numPr>
+        <w:rPr>
+          <w:rFonts w:ascii="Arial" w:hAnsi="Arial" w:cs="Arial"/>
+        </w:rPr>
+      </w:pPr>
+      <w:r>
+        <w:rPr>
+          <w:rFonts w:ascii="Arial" w:hAnsi="Arial" w:cs="Arial"/>
+        </w:rPr>
+        <w:t>Anàlisi: ha millorat però arriba un punt que no es poden penalitzar més les entrades perque sinó l’heurística no seria admissible</w:t>
+      </w:r>
+    </w:p>
+    <w:p>
+      <w:pPr>
+        <w:pStyle w:val="ListParagraph"/>
+        <w:numPr>
+          <w:ilvl w:val="0"/>
+          <w:numId w:val="1"/>
+        </w:numPr>
+        <w:rPr>
+          <w:rFonts w:ascii="Arial" w:hAnsi="Arial" w:cs="Arial"/>
+        </w:rPr>
+      </w:pPr>
+      <w:r>
+        <w:rPr>
+          <w:rFonts w:ascii="Arial" w:hAnsi="Arial" w:cs="Arial"/>
+        </w:rPr>
+        <w:lastRenderedPageBreak/>
+        <w:t>Me n’adono que, si encara fent h_bcn es segueixen perdent tantes iteracions en entrades intermitges potser en el que ens hem de focalitzar no és en una heurística sinó en el graf en el que estem treballant</w:t>
+      </w:r>
+      <w:r>
+        <w:rPr>
+          <w:rFonts w:ascii="Arial" w:hAnsi="Arial" w:cs="Arial"/>
+        </w:rPr>
+        <w:t xml:space="preserve"> </w:t>
+      </w:r>
+    </w:p>
+    <w:p>
+      <w:pPr>
+        <w:pStyle w:val="ListParagraph"/>
+        <w:numPr>
+          <w:ilvl w:val="1"/>
+          <w:numId w:val="1"/>
+        </w:numPr>
+        <w:rPr>
+          <w:rFonts w:ascii="Arial" w:hAnsi="Arial" w:cs="Arial"/>
+        </w:rPr>
+      </w:pPr>
+      <w:r>
+        <w:rPr>
+          <w:rFonts w:ascii="Arial" w:hAnsi="Arial" w:cs="Arial"/>
+        </w:rPr>
+        <w:t>Està clar que el graf és el que és i això no ho canviarem</w:t>
+      </w:r>
+    </w:p>
+    <w:p>
+      <w:pPr>
+        <w:pStyle w:val="ListParagraph"/>
+        <w:numPr>
+          <w:ilvl w:val="1"/>
+          <w:numId w:val="1"/>
+        </w:numPr>
+        <w:rPr>
+          <w:rFonts w:ascii="Arial" w:hAnsi="Arial" w:cs="Arial"/>
+        </w:rPr>
+      </w:pPr>
+      <w:r>
+        <w:rPr>
+          <w:rFonts w:ascii="Arial" w:hAnsi="Arial" w:cs="Arial"/>
+        </w:rPr>
+        <w:t xml:space="preserve">Però el que sí podem modificar és el graf que li enviem als algoritmes </w:t>
+      </w:r>
+      <w:r>
+        <w:rPr>
+          <w:rFonts w:ascii="Arial" w:hAnsi="Arial" w:cs="Arial"/>
+        </w:rPr>
+        <w:sym w:font="Wingdings" w:char="F0E0"/>
+      </w:r>
+      <w:r>
+        <w:rPr>
+          <w:rFonts w:ascii="Arial" w:hAnsi="Arial" w:cs="Arial"/>
+        </w:rPr>
+        <w:t xml:space="preserve"> + contexte a ‘</w:t>
+      </w:r>
+      <w:r>
+        <w:rPr>
+          <w:rFonts w:ascii="Arial" w:hAnsi="Arial" w:cs="Arial"/>
+        </w:rPr>
+        <w:t>.docu/Algoritmes per trobar una ruta òptima/Anàlisi/Canviar de graf.docx</w:t>
       </w:r>
       <w:r>
         <w:rPr>
@@ -437,55 +714,97 @@
         <w:rPr>
           <w:rFonts w:ascii="Arial" w:hAnsi="Arial" w:cs="Arial"/>
         </w:rPr>
-        <w:t>Penso diferents casos amb els què ens podem trobar: CC, CB, BC, SB, DB</w:t>
-      </w:r>
-    </w:p>
-    <w:p>
-      <w:pPr>
-        <w:pStyle w:val="ListParagraph"/>
-        <w:numPr>
-          <w:ilvl w:val="0"/>
-          <w:numId w:val="1"/>
-        </w:numPr>
-        <w:rPr>
-          <w:rFonts w:ascii="Arial" w:hAnsi="Arial" w:cs="Arial"/>
-        </w:rPr>
-      </w:pPr>
-      <w:r>
-        <w:rPr>
-          <w:rFonts w:ascii="Arial" w:hAnsi="Arial" w:cs="Arial"/>
-        </w:rPr>
-        <w:t>Divideixo les mètriques dels algoritmes segons aquests casos en ‘</w:t>
-      </w:r>
-      <w:r>
-        <w:rPr>
-          <w:rFonts w:ascii="Arial" w:hAnsi="Arial" w:cs="Arial"/>
-        </w:rPr>
-        <w:t>routing_algorithms/analysis/algorithms_comparison.py</w:t>
-      </w:r>
-      <w:r>
-        <w:rPr>
-          <w:rFonts w:ascii="Arial" w:hAnsi="Arial" w:cs="Arial"/>
-        </w:rPr>
-        <w:t>’ i veig empíricament la importància dels diferents casos</w:t>
-      </w:r>
-    </w:p>
-    <w:p>
-      <w:pPr>
-        <w:pStyle w:val="ListParagraph"/>
-        <w:numPr>
-          <w:ilvl w:val="0"/>
-          <w:numId w:val="1"/>
-        </w:numPr>
-        <w:rPr>
-          <w:rFonts w:ascii="Arial" w:hAnsi="Arial" w:cs="Arial"/>
-        </w:rPr>
-      </w:pPr>
-      <w:r>
-        <w:rPr>
-          <w:rFonts w:ascii="Arial" w:hAnsi="Arial" w:cs="Arial"/>
-        </w:rPr>
-        <w:t xml:space="preserve">Partint d’aquesta intuïció, construeixo una nova h_bcn </w:t>
+        <w:t>Faig els canvis necessaris al pipeline</w:t>
+      </w:r>
+      <w:r>
+        <w:rPr>
+          <w:rFonts w:ascii="Arial" w:hAnsi="Arial" w:cs="Arial"/>
+        </w:rPr>
+        <w:t xml:space="preserve"> (i treballem amb un graf ara de 171 vèrtexs i 400 fletxes (realment 200 arestes))</w:t>
+      </w:r>
+    </w:p>
+    <w:p>
+      <w:pPr>
+        <w:pStyle w:val="ListParagraph"/>
+        <w:numPr>
+          <w:ilvl w:val="0"/>
+          <w:numId w:val="1"/>
+        </w:numPr>
+        <w:rPr>
+          <w:rFonts w:ascii="Arial" w:hAnsi="Arial" w:cs="Arial"/>
+        </w:rPr>
+      </w:pPr>
+      <w:r>
+        <w:rPr>
+          <w:rFonts w:ascii="Arial" w:hAnsi="Arial" w:cs="Arial"/>
+        </w:rPr>
+        <w:t>Per cada algoritme faig un altre report amb aquest nou cas (+ torno a comprovar que els optimum weights estan bé)</w:t>
+      </w:r>
+    </w:p>
+    <w:p>
+      <w:pPr>
+        <w:pStyle w:val="ListParagraph"/>
+        <w:numPr>
+          <w:ilvl w:val="0"/>
+          <w:numId w:val="1"/>
+        </w:numPr>
+        <w:rPr>
+          <w:rFonts w:ascii="Arial" w:hAnsi="Arial" w:cs="Arial"/>
+        </w:rPr>
+      </w:pPr>
+      <w:r>
+        <w:rPr>
+          <w:rFonts w:ascii="Arial" w:hAnsi="Arial" w:cs="Arial"/>
+        </w:rPr>
+        <w:t xml:space="preserve">Faig la comparació final </w:t>
+      </w:r>
+      <w:r>
+        <w:rPr>
+          <w:rFonts w:ascii="Arial" w:hAnsi="Arial" w:cs="Arial"/>
+        </w:rPr>
+        <w:sym w:font="Wingdings" w:char="F0E0"/>
+      </w:r>
+      <w:r>
+        <w:rPr>
+          <w:rFonts w:ascii="Arial" w:hAnsi="Arial" w:cs="Arial"/>
+        </w:rPr>
+        <w:t xml:space="preserve"> REF combined_graph</w:t>
+      </w:r>
+    </w:p>
+    <w:p>
+      <w:pPr>
+        <w:pStyle w:val="ListParagraph"/>
+        <w:numPr>
+          <w:ilvl w:val="0"/>
+          <w:numId w:val="1"/>
+        </w:numPr>
+        <w:rPr>
+          <w:rFonts w:ascii="Arial" w:hAnsi="Arial" w:cs="Arial"/>
+        </w:rPr>
+      </w:pPr>
+      <w:r>
+        <w:rPr>
+          <w:rFonts w:ascii="Arial" w:hAnsi="Arial" w:cs="Arial"/>
+        </w:rPr>
+        <w:t>Anàlisi de les barres</w:t>
+      </w:r>
+    </w:p>
+    <w:p>
+      <w:pPr>
+        <w:pStyle w:val="ListParagraph"/>
+        <w:numPr>
+          <w:ilvl w:val="0"/>
+          <w:numId w:val="1"/>
+        </w:numPr>
+        <w:rPr>
+          <w:rFonts w:ascii="Arial" w:hAnsi="Arial" w:cs="Arial"/>
+        </w:rPr>
+      </w:pPr>
+      <w:r>
+        <w:rPr>
+          <w:rFonts w:ascii="Arial" w:hAnsi="Arial" w:cs="Arial"/>
+        </w:rPr>
+        <w:t>Exemples nodes expandits</w:t>
       </w:r>
     </w:p>
     <w:sectPr>
@@ -516,7 +835,7 @@
         <w:rFonts w:hint="default"/>
       </w:rPr>
     </w:lvl>
-    <w:lvl w:ilvl="1" w:tplc="08090019" w:tentative="1">
+    <w:lvl w:ilvl="1" w:tplc="08090019">
       <w:start w:val="1"/>
       <w:numFmt w:val="lowerLetter"/>
       <w:lvlText w:val="%2."/>
